--- a/link_eshopworld/Documentation/eShopWorld_Split_Shipment_Integration.docx
+++ b/link_eshopworld/Documentation/eShopWorld_Split_Shipment_Integration.docx
@@ -91,7 +91,7 @@
                                     <w:sz w:val="20"/>
                                     <w:szCs w:val="20"/>
                                   </w:rPr>
-                                  <w:t>8</w:t>
+                                  <w:t>9</w:t>
                                 </w:r>
                               </w:p>
                               <w:p>
@@ -120,18 +120,10 @@
                                 </w:r>
                                 <w:r>
                                   <w:rPr>
-                                    <w:rStyle w:val="span"/>
                                     <w:sz w:val="20"/>
                                     <w:szCs w:val="20"/>
                                   </w:rPr>
-                                  <w:t xml:space="preserve">September </w:t>
-                                </w:r>
-                                <w:r>
-                                  <w:rPr>
-                                    <w:sz w:val="20"/>
-                                    <w:szCs w:val="20"/>
-                                  </w:rPr>
-                                  <w:t xml:space="preserve"> </w:t>
+                                  <w:t xml:space="preserve">October </w:t>
                                 </w:r>
                                 <w:r>
                                   <w:rPr>
@@ -234,7 +226,7 @@
                               <w:sz w:val="20"/>
                               <w:szCs w:val="20"/>
                             </w:rPr>
-                            <w:t>8</w:t>
+                            <w:t>9</w:t>
                           </w:r>
                         </w:p>
                         <w:p>
@@ -263,18 +255,10 @@
                           </w:r>
                           <w:r>
                             <w:rPr>
-                              <w:rStyle w:val="span"/>
                               <w:sz w:val="20"/>
                               <w:szCs w:val="20"/>
                             </w:rPr>
-                            <w:t xml:space="preserve">September </w:t>
-                          </w:r>
-                          <w:r>
-                            <w:rPr>
-                              <w:sz w:val="20"/>
-                              <w:szCs w:val="20"/>
-                            </w:rPr>
-                            <w:t xml:space="preserve"> </w:t>
+                            <w:t xml:space="preserve">October </w:t>
                           </w:r>
                           <w:r>
                             <w:rPr>
@@ -2205,23 +2189,13 @@
           <w:szCs w:val="28"/>
         </w:rPr>
       </w:pPr>
-      <w:proofErr w:type="spellStart"/>
       <w:r>
         <w:rPr>
           <w:rFonts w:ascii="Arial" w:hAnsi="Arial" w:cs="Arial"/>
           <w:sz w:val="28"/>
           <w:szCs w:val="28"/>
         </w:rPr>
-        <w:t>eShopWorld</w:t>
-      </w:r>
-      <w:proofErr w:type="spellEnd"/>
-      <w:r>
-        <w:rPr>
-          <w:rFonts w:ascii="Arial" w:hAnsi="Arial" w:cs="Arial"/>
-          <w:sz w:val="28"/>
-          <w:szCs w:val="28"/>
-        </w:rPr>
-        <w:t xml:space="preserve"> </w:t>
+        <w:t xml:space="preserve">eShopWorld </w:t>
       </w:r>
       <w:r>
         <w:rPr>
@@ -2492,21 +2466,7 @@
         <w:rPr>
           <w:rFonts w:ascii="Arial" w:hAnsi="Arial" w:cs="Arial"/>
         </w:rPr>
-        <w:t>\</w:t>
-      </w:r>
-      <w:proofErr w:type="spellStart"/>
-      <w:r>
-        <w:rPr>
-          <w:rFonts w:ascii="Arial" w:hAnsi="Arial" w:cs="Arial"/>
-        </w:rPr>
-        <w:t>link_eshopworld</w:t>
-      </w:r>
-      <w:proofErr w:type="spellEnd"/>
-      <w:r>
-        <w:rPr>
-          <w:rFonts w:ascii="Arial" w:hAnsi="Arial" w:cs="Arial"/>
-        </w:rPr>
-        <w:t>\Metadata\meta\systemobjects.xml</w:t>
+        <w:t>\link_eshopworld\Metadata\meta\systemobjects.xml</w:t>
       </w:r>
       <w:bookmarkEnd w:id="10"/>
       <w:bookmarkEnd w:id="11"/>
@@ -2612,21 +2572,7 @@
         <w:rPr>
           <w:rFonts w:ascii="Arial" w:hAnsi="Arial" w:cs="Arial"/>
         </w:rPr>
-        <w:t xml:space="preserve">ID: </w:t>
-      </w:r>
-      <w:proofErr w:type="spellStart"/>
-      <w:r>
-        <w:rPr>
-          <w:rFonts w:ascii="Arial" w:hAnsi="Arial" w:cs="Arial"/>
-        </w:rPr>
-        <w:t>eswPackageJson</w:t>
-      </w:r>
-      <w:proofErr w:type="spellEnd"/>
-      <w:r>
-        <w:rPr>
-          <w:rFonts w:ascii="Arial" w:hAnsi="Arial" w:cs="Arial"/>
-        </w:rPr>
-        <w:t>,</w:t>
+        <w:t>ID: eswPackageJson,</w:t>
       </w:r>
       <w:bookmarkEnd w:id="19"/>
       <w:bookmarkEnd w:id="20"/>
@@ -2725,23 +2671,13 @@
           <w:bCs/>
         </w:rPr>
       </w:pPr>
-      <w:proofErr w:type="spellStart"/>
       <w:r>
         <w:rPr>
           <w:rFonts w:ascii="Arial" w:hAnsi="Arial" w:cs="Arial"/>
           <w:b/>
           <w:bCs/>
         </w:rPr>
-        <w:t>SitePreference</w:t>
-      </w:r>
-      <w:proofErr w:type="spellEnd"/>
-      <w:r>
-        <w:rPr>
-          <w:rFonts w:ascii="Arial" w:hAnsi="Arial" w:cs="Arial"/>
-          <w:b/>
-          <w:bCs/>
-        </w:rPr>
-        <w:t xml:space="preserve"> attributes</w:t>
+        <w:t>SitePreference attributes</w:t>
       </w:r>
       <w:bookmarkEnd w:id="31"/>
       <w:bookmarkEnd w:id="32"/>
@@ -2775,7 +2711,6 @@
       </w:r>
       <w:bookmarkEnd w:id="34"/>
       <w:bookmarkEnd w:id="35"/>
-      <w:proofErr w:type="spellStart"/>
       <w:r>
         <w:rPr>
           <w:rFonts w:ascii="Arial" w:hAnsi="Arial" w:cs="Arial"/>
@@ -2783,7 +2718,6 @@
         <w:t>eswEnableSplitShipment</w:t>
       </w:r>
       <w:bookmarkEnd w:id="36"/>
-      <w:proofErr w:type="spellEnd"/>
     </w:p>
     <w:p>
       <w:pPr>
@@ -2950,7 +2884,6 @@
         </w:rPr>
         <w:t xml:space="preserve"> feature will work If </w:t>
       </w:r>
-      <w:proofErr w:type="spellStart"/>
       <w:r>
         <w:rPr>
           <w:b/>
@@ -2958,17 +2891,7 @@
           <w:sz w:val="20"/>
           <w:szCs w:val="20"/>
         </w:rPr>
-        <w:t>eswEnableSplitShipment</w:t>
-      </w:r>
-      <w:proofErr w:type="spellEnd"/>
-      <w:r>
-        <w:rPr>
-          <w:b/>
-          <w:bCs/>
-          <w:sz w:val="20"/>
-          <w:szCs w:val="20"/>
-        </w:rPr>
-        <w:t xml:space="preserve"> === true</w:t>
+        <w:t>eswEnableSplitShipment === true</w:t>
       </w:r>
       <w:r>
         <w:rPr>
@@ -2998,7 +2921,6 @@
         </w:rPr>
         <w:t xml:space="preserve">In case of </w:t>
       </w:r>
-      <w:proofErr w:type="spellStart"/>
       <w:r>
         <w:rPr>
           <w:b/>
@@ -3006,17 +2928,7 @@
           <w:sz w:val="20"/>
           <w:szCs w:val="20"/>
         </w:rPr>
-        <w:t>eswEnableSplitShipment</w:t>
-      </w:r>
-      <w:proofErr w:type="spellEnd"/>
-      <w:r>
-        <w:rPr>
-          <w:b/>
-          <w:bCs/>
-          <w:sz w:val="20"/>
-          <w:szCs w:val="20"/>
-        </w:rPr>
-        <w:t xml:space="preserve"> === false</w:t>
+        <w:t>eswEnableSplitShipment === false</w:t>
       </w:r>
       <w:r>
         <w:rPr>
@@ -3108,7 +3020,6 @@
         </w:rPr>
         <w:t xml:space="preserve">Additionally, we will also store package information in </w:t>
       </w:r>
-      <w:proofErr w:type="spellStart"/>
       <w:r>
         <w:rPr>
           <w:b/>
@@ -3118,7 +3029,6 @@
         </w:rPr>
         <w:t>eswPackageJSON</w:t>
       </w:r>
-      <w:proofErr w:type="spellEnd"/>
       <w:r>
         <w:rPr>
           <w:sz w:val="20"/>
@@ -3166,23 +3076,7 @@
           <w:sz w:val="20"/>
           <w:szCs w:val="20"/>
         </w:rPr>
-        <w:t xml:space="preserve">If data is available in </w:t>
-      </w:r>
-      <w:proofErr w:type="spellStart"/>
-      <w:r>
-        <w:rPr>
-          <w:sz w:val="20"/>
-          <w:szCs w:val="20"/>
-        </w:rPr>
-        <w:t>eswPackageJSON</w:t>
-      </w:r>
-      <w:proofErr w:type="spellEnd"/>
-      <w:r>
-        <w:rPr>
-          <w:sz w:val="20"/>
-          <w:szCs w:val="20"/>
-        </w:rPr>
-        <w:t xml:space="preserve"> then we will show it from here</w:t>
+        <w:t>If data is available in eswPackageJSON then we will show it from here</w:t>
       </w:r>
     </w:p>
     <w:p>
@@ -3224,23 +3118,7 @@
           <w:sz w:val="20"/>
           <w:szCs w:val="20"/>
         </w:rPr>
-        <w:t xml:space="preserve">The storefront-related changes will take effect regardless of the functionality toggle, ensuring that orders stored during </w:t>
-      </w:r>
-      <w:proofErr w:type="spellStart"/>
-      <w:r>
-        <w:rPr>
-          <w:sz w:val="20"/>
-          <w:szCs w:val="20"/>
-        </w:rPr>
-        <w:t>eswEnableSplitShipment</w:t>
-      </w:r>
-      <w:proofErr w:type="spellEnd"/>
-      <w:r>
-        <w:rPr>
-          <w:sz w:val="20"/>
-          <w:szCs w:val="20"/>
-        </w:rPr>
-        <w:t xml:space="preserve"> === true will not be affected.</w:t>
+        <w:t>The storefront-related changes will take effect regardless of the functionality toggle, ensuring that orders stored during eswEnableSplitShipment === true will not be affected.</w:t>
       </w:r>
     </w:p>
     <w:p>
@@ -3375,7 +3253,6 @@
         </w:rPr>
         <w:t>Job step “</w:t>
       </w:r>
-      <w:proofErr w:type="spellStart"/>
       <w:r>
         <w:rPr>
           <w:sz w:val="20"/>
@@ -3383,7 +3260,6 @@
         </w:rPr>
         <w:t>sendASNtoESW</w:t>
       </w:r>
-      <w:proofErr w:type="spellEnd"/>
       <w:r>
         <w:rPr>
           <w:sz w:val="20"/>
@@ -3391,7 +3267,6 @@
         </w:rPr>
         <w:t>” in job ID “</w:t>
       </w:r>
-      <w:proofErr w:type="spellStart"/>
       <w:r>
         <w:rPr>
           <w:sz w:val="20"/>
@@ -3399,7 +3274,6 @@
         </w:rPr>
         <w:t>eswRetailerPackageFeed</w:t>
       </w:r>
-      <w:proofErr w:type="spellEnd"/>
       <w:r>
         <w:rPr>
           <w:sz w:val="20"/>
@@ -3457,23 +3331,7 @@
           <w:sz w:val="20"/>
           <w:szCs w:val="20"/>
         </w:rPr>
-        <w:t xml:space="preserve">After the job run the relevant order attribute </w:t>
-      </w:r>
-      <w:proofErr w:type="spellStart"/>
-      <w:r>
-        <w:rPr>
-          <w:sz w:val="20"/>
-          <w:szCs w:val="20"/>
-        </w:rPr>
-        <w:t>eswPackageJson</w:t>
-      </w:r>
-      <w:proofErr w:type="spellEnd"/>
-      <w:r>
-        <w:rPr>
-          <w:sz w:val="20"/>
-          <w:szCs w:val="20"/>
-        </w:rPr>
-        <w:t xml:space="preserve"> will be filled with the data</w:t>
+        <w:t>After the job run the relevant order attribute eswPackageJson will be filled with the data</w:t>
       </w:r>
       <w:r>
         <w:rPr>
@@ -3564,23 +3422,7 @@
           <w:sz w:val="20"/>
           <w:szCs w:val="20"/>
         </w:rPr>
-        <w:t xml:space="preserve"> which will store in </w:t>
-      </w:r>
-      <w:proofErr w:type="spellStart"/>
-      <w:r>
-        <w:rPr>
-          <w:sz w:val="20"/>
-          <w:szCs w:val="20"/>
-        </w:rPr>
-        <w:t>eswPackageJson</w:t>
-      </w:r>
-      <w:proofErr w:type="spellEnd"/>
-      <w:r>
-        <w:rPr>
-          <w:sz w:val="20"/>
-          <w:szCs w:val="20"/>
-        </w:rPr>
-        <w:t xml:space="preserve"> is:</w:t>
+        <w:t xml:space="preserve"> which will store in eswPackageJson is:</w:t>
       </w:r>
     </w:p>
     <w:bookmarkStart w:id="49" w:name="_MON_1790327183"/>
@@ -3619,10 +3461,10 @@
             <v:path o:extrusionok="f" gradientshapeok="t" o:connecttype="rect"/>
             <o:lock v:ext="edit" aspectratio="t"/>
           </v:shapetype>
-          <v:shape id="_x0000_i1025" type="#_x0000_t75" style="width:451.2pt;height:704.4pt" o:ole="">
+          <v:shape id="_x0000_i1025" type="#_x0000_t75" style="width:451.1pt;height:704.75pt" o:ole="">
             <v:imagedata r:id="rId18" o:title=""/>
           </v:shape>
-          <o:OLEObject Type="Embed" ProgID="Word.OpenDocumentText.12" ShapeID="_x0000_i1025" DrawAspect="Content" ObjectID="_1818925768" r:id="rId19"/>
+          <o:OLEObject Type="Embed" ProgID="Word.OpenDocumentText.12" ShapeID="_x0000_i1025" DrawAspect="Content" ObjectID="_1823067000" r:id="rId19"/>
         </w:object>
       </w:r>
     </w:p>
@@ -3702,23 +3544,7 @@
           <w:sz w:val="20"/>
           <w:szCs w:val="20"/>
         </w:rPr>
-        <w:t xml:space="preserve">On the storefront page of order detail, each tracking numbers will be displayed and upon hovering on the tracking number the </w:t>
-      </w:r>
-      <w:proofErr w:type="spellStart"/>
-      <w:r>
-        <w:rPr>
-          <w:sz w:val="20"/>
-          <w:szCs w:val="20"/>
-        </w:rPr>
-        <w:t>lineitem</w:t>
-      </w:r>
-      <w:proofErr w:type="spellEnd"/>
-      <w:r>
-        <w:rPr>
-          <w:sz w:val="20"/>
-          <w:szCs w:val="20"/>
-        </w:rPr>
-        <w:t xml:space="preserve"> detail will be displayed</w:t>
+        <w:t>On the storefront page of order detail, each tracking numbers will be displayed and upon hovering on the tracking number the lineitem detail will be displayed</w:t>
       </w:r>
     </w:p>
     <w:p>
@@ -3798,25 +3624,7 @@
           <w:sz w:val="28"/>
           <w:szCs w:val="28"/>
         </w:rPr>
-        <w:t>Order Detail (</w:t>
-      </w:r>
-      <w:proofErr w:type="spellStart"/>
-      <w:r>
-        <w:rPr>
-          <w:rFonts w:ascii="Arial" w:hAnsi="Arial" w:cs="Arial"/>
-          <w:sz w:val="28"/>
-          <w:szCs w:val="28"/>
-        </w:rPr>
-        <w:t>SiteGenesis</w:t>
-      </w:r>
-      <w:proofErr w:type="spellEnd"/>
-      <w:r>
-        <w:rPr>
-          <w:rFonts w:ascii="Arial" w:hAnsi="Arial" w:cs="Arial"/>
-          <w:sz w:val="28"/>
-          <w:szCs w:val="28"/>
-        </w:rPr>
-        <w:t>)</w:t>
+        <w:t>Order Detail (SiteGenesis)</w:t>
       </w:r>
       <w:bookmarkEnd w:id="57"/>
       <w:bookmarkEnd w:id="58"/>
@@ -9057,7 +8865,6 @@
   <w:style w:type="character" w:default="1" w:styleId="DefaultParagraphFont">
     <w:name w:val="Default Paragraph Font"/>
     <w:uiPriority w:val="1"/>
-    <w:semiHidden/>
     <w:unhideWhenUsed/>
   </w:style>
   <w:style w:type="table" w:default="1" w:styleId="TableNormal">

--- a/link_eshopworld/Documentation/eShopWorld_Split_Shipment_Integration.docx
+++ b/link_eshopworld/Documentation/eShopWorld_Split_Shipment_Integration.docx
@@ -84,14 +84,14 @@
                                     <w:sz w:val="20"/>
                                     <w:szCs w:val="20"/>
                                   </w:rPr>
-                                  <w:t>: 4.</w:t>
+                                  <w:t xml:space="preserve">: </w:t>
                                 </w:r>
                                 <w:r>
                                   <w:rPr>
                                     <w:sz w:val="20"/>
                                     <w:szCs w:val="20"/>
                                   </w:rPr>
-                                  <w:t>9</w:t>
+                                  <w:t>5.0.0</w:t>
                                 </w:r>
                               </w:p>
                               <w:p>
@@ -123,14 +123,21 @@
                                     <w:sz w:val="20"/>
                                     <w:szCs w:val="20"/>
                                   </w:rPr>
-                                  <w:t xml:space="preserve">October </w:t>
+                                  <w:t>February</w:t>
                                 </w:r>
                                 <w:r>
                                   <w:rPr>
                                     <w:sz w:val="20"/>
                                     <w:szCs w:val="20"/>
                                   </w:rPr>
-                                  <w:t>2025</w:t>
+                                  <w:t xml:space="preserve"> 202</w:t>
+                                </w:r>
+                                <w:r>
+                                  <w:rPr>
+                                    <w:sz w:val="20"/>
+                                    <w:szCs w:val="20"/>
+                                  </w:rPr>
+                                  <w:t>6</w:t>
                                 </w:r>
                               </w:p>
                               <w:p>
@@ -152,7 +159,7 @@
                                   <w:rPr>
                                     <w:rStyle w:val="span"/>
                                   </w:rPr>
-                                  <w:t>5</w:t>
+                                  <w:t>6</w:t>
                                 </w:r>
                                 <w:r>
                                   <w:rPr>
@@ -219,14 +226,14 @@
                               <w:sz w:val="20"/>
                               <w:szCs w:val="20"/>
                             </w:rPr>
-                            <w:t>: 4.</w:t>
+                            <w:t xml:space="preserve">: </w:t>
                           </w:r>
                           <w:r>
                             <w:rPr>
                               <w:sz w:val="20"/>
                               <w:szCs w:val="20"/>
                             </w:rPr>
-                            <w:t>9</w:t>
+                            <w:t>5.0.0</w:t>
                           </w:r>
                         </w:p>
                         <w:p>
@@ -258,14 +265,21 @@
                               <w:sz w:val="20"/>
                               <w:szCs w:val="20"/>
                             </w:rPr>
-                            <w:t xml:space="preserve">October </w:t>
+                            <w:t>February</w:t>
                           </w:r>
                           <w:r>
                             <w:rPr>
                               <w:sz w:val="20"/>
                               <w:szCs w:val="20"/>
                             </w:rPr>
-                            <w:t>2025</w:t>
+                            <w:t xml:space="preserve"> 202</w:t>
+                          </w:r>
+                          <w:r>
+                            <w:rPr>
+                              <w:sz w:val="20"/>
+                              <w:szCs w:val="20"/>
+                            </w:rPr>
+                            <w:t>6</w:t>
                           </w:r>
                         </w:p>
                         <w:p>
@@ -287,7 +301,7 @@
                             <w:rPr>
                               <w:rStyle w:val="span"/>
                             </w:rPr>
-                            <w:t>5</w:t>
+                            <w:t>6</w:t>
                           </w:r>
                           <w:r>
                             <w:rPr>
@@ -2189,13 +2203,23 @@
           <w:szCs w:val="28"/>
         </w:rPr>
       </w:pPr>
+      <w:proofErr w:type="spellStart"/>
       <w:r>
         <w:rPr>
           <w:rFonts w:ascii="Arial" w:hAnsi="Arial" w:cs="Arial"/>
           <w:sz w:val="28"/>
           <w:szCs w:val="28"/>
         </w:rPr>
-        <w:t xml:space="preserve">eShopWorld </w:t>
+        <w:t>eShopWorld</w:t>
+      </w:r>
+      <w:proofErr w:type="spellEnd"/>
+      <w:r>
+        <w:rPr>
+          <w:rFonts w:ascii="Arial" w:hAnsi="Arial" w:cs="Arial"/>
+          <w:sz w:val="28"/>
+          <w:szCs w:val="28"/>
+        </w:rPr>
+        <w:t xml:space="preserve"> </w:t>
       </w:r>
       <w:r>
         <w:rPr>
@@ -2466,7 +2490,21 @@
         <w:rPr>
           <w:rFonts w:ascii="Arial" w:hAnsi="Arial" w:cs="Arial"/>
         </w:rPr>
-        <w:t>\link_eshopworld\Metadata\meta\systemobjects.xml</w:t>
+        <w:t>\</w:t>
+      </w:r>
+      <w:proofErr w:type="spellStart"/>
+      <w:r>
+        <w:rPr>
+          <w:rFonts w:ascii="Arial" w:hAnsi="Arial" w:cs="Arial"/>
+        </w:rPr>
+        <w:t>link_eshopworld</w:t>
+      </w:r>
+      <w:proofErr w:type="spellEnd"/>
+      <w:r>
+        <w:rPr>
+          <w:rFonts w:ascii="Arial" w:hAnsi="Arial" w:cs="Arial"/>
+        </w:rPr>
+        <w:t>\Metadata\meta\systemobjects.xml</w:t>
       </w:r>
       <w:bookmarkEnd w:id="10"/>
       <w:bookmarkEnd w:id="11"/>
@@ -2572,7 +2610,21 @@
         <w:rPr>
           <w:rFonts w:ascii="Arial" w:hAnsi="Arial" w:cs="Arial"/>
         </w:rPr>
-        <w:t>ID: eswPackageJson,</w:t>
+        <w:t xml:space="preserve">ID: </w:t>
+      </w:r>
+      <w:proofErr w:type="spellStart"/>
+      <w:r>
+        <w:rPr>
+          <w:rFonts w:ascii="Arial" w:hAnsi="Arial" w:cs="Arial"/>
+        </w:rPr>
+        <w:t>eswPackageJson</w:t>
+      </w:r>
+      <w:proofErr w:type="spellEnd"/>
+      <w:r>
+        <w:rPr>
+          <w:rFonts w:ascii="Arial" w:hAnsi="Arial" w:cs="Arial"/>
+        </w:rPr>
+        <w:t>,</w:t>
       </w:r>
       <w:bookmarkEnd w:id="19"/>
       <w:bookmarkEnd w:id="20"/>
@@ -2671,13 +2723,23 @@
           <w:bCs/>
         </w:rPr>
       </w:pPr>
+      <w:proofErr w:type="spellStart"/>
       <w:r>
         <w:rPr>
           <w:rFonts w:ascii="Arial" w:hAnsi="Arial" w:cs="Arial"/>
           <w:b/>
           <w:bCs/>
         </w:rPr>
-        <w:t>SitePreference attributes</w:t>
+        <w:t>SitePreference</w:t>
+      </w:r>
+      <w:proofErr w:type="spellEnd"/>
+      <w:r>
+        <w:rPr>
+          <w:rFonts w:ascii="Arial" w:hAnsi="Arial" w:cs="Arial"/>
+          <w:b/>
+          <w:bCs/>
+        </w:rPr>
+        <w:t xml:space="preserve"> attributes</w:t>
       </w:r>
       <w:bookmarkEnd w:id="31"/>
       <w:bookmarkEnd w:id="32"/>
@@ -2711,6 +2773,7 @@
       </w:r>
       <w:bookmarkEnd w:id="34"/>
       <w:bookmarkEnd w:id="35"/>
+      <w:proofErr w:type="spellStart"/>
       <w:r>
         <w:rPr>
           <w:rFonts w:ascii="Arial" w:hAnsi="Arial" w:cs="Arial"/>
@@ -2718,6 +2781,7 @@
         <w:t>eswEnableSplitShipment</w:t>
       </w:r>
       <w:bookmarkEnd w:id="36"/>
+      <w:proofErr w:type="spellEnd"/>
     </w:p>
     <w:p>
       <w:pPr>
@@ -2884,6 +2948,7 @@
         </w:rPr>
         <w:t xml:space="preserve"> feature will work If </w:t>
       </w:r>
+      <w:proofErr w:type="spellStart"/>
       <w:r>
         <w:rPr>
           <w:b/>
@@ -2891,7 +2956,17 @@
           <w:sz w:val="20"/>
           <w:szCs w:val="20"/>
         </w:rPr>
-        <w:t>eswEnableSplitShipment === true</w:t>
+        <w:t>eswEnableSplitShipment</w:t>
+      </w:r>
+      <w:proofErr w:type="spellEnd"/>
+      <w:r>
+        <w:rPr>
+          <w:b/>
+          <w:bCs/>
+          <w:sz w:val="20"/>
+          <w:szCs w:val="20"/>
+        </w:rPr>
+        <w:t xml:space="preserve"> === true</w:t>
       </w:r>
       <w:r>
         <w:rPr>
@@ -2921,6 +2996,7 @@
         </w:rPr>
         <w:t xml:space="preserve">In case of </w:t>
       </w:r>
+      <w:proofErr w:type="spellStart"/>
       <w:r>
         <w:rPr>
           <w:b/>
@@ -2928,7 +3004,17 @@
           <w:sz w:val="20"/>
           <w:szCs w:val="20"/>
         </w:rPr>
-        <w:t>eswEnableSplitShipment === false</w:t>
+        <w:t>eswEnableSplitShipment</w:t>
+      </w:r>
+      <w:proofErr w:type="spellEnd"/>
+      <w:r>
+        <w:rPr>
+          <w:b/>
+          <w:bCs/>
+          <w:sz w:val="20"/>
+          <w:szCs w:val="20"/>
+        </w:rPr>
+        <w:t xml:space="preserve"> === false</w:t>
       </w:r>
       <w:r>
         <w:rPr>
@@ -3020,6 +3106,7 @@
         </w:rPr>
         <w:t xml:space="preserve">Additionally, we will also store package information in </w:t>
       </w:r>
+      <w:proofErr w:type="spellStart"/>
       <w:r>
         <w:rPr>
           <w:b/>
@@ -3029,6 +3116,7 @@
         </w:rPr>
         <w:t>eswPackageJSON</w:t>
       </w:r>
+      <w:proofErr w:type="spellEnd"/>
       <w:r>
         <w:rPr>
           <w:sz w:val="20"/>
@@ -3076,7 +3164,23 @@
           <w:sz w:val="20"/>
           <w:szCs w:val="20"/>
         </w:rPr>
-        <w:t>If data is available in eswPackageJSON then we will show it from here</w:t>
+        <w:t xml:space="preserve">If data is available in </w:t>
+      </w:r>
+      <w:proofErr w:type="spellStart"/>
+      <w:r>
+        <w:rPr>
+          <w:sz w:val="20"/>
+          <w:szCs w:val="20"/>
+        </w:rPr>
+        <w:t>eswPackageJSON</w:t>
+      </w:r>
+      <w:proofErr w:type="spellEnd"/>
+      <w:r>
+        <w:rPr>
+          <w:sz w:val="20"/>
+          <w:szCs w:val="20"/>
+        </w:rPr>
+        <w:t xml:space="preserve"> then we will show it from here</w:t>
       </w:r>
     </w:p>
     <w:p>
@@ -3118,7 +3222,23 @@
           <w:sz w:val="20"/>
           <w:szCs w:val="20"/>
         </w:rPr>
-        <w:t>The storefront-related changes will take effect regardless of the functionality toggle, ensuring that orders stored during eswEnableSplitShipment === true will not be affected.</w:t>
+        <w:t xml:space="preserve">The storefront-related changes will take effect regardless of the functionality toggle, ensuring that orders stored during </w:t>
+      </w:r>
+      <w:proofErr w:type="spellStart"/>
+      <w:r>
+        <w:rPr>
+          <w:sz w:val="20"/>
+          <w:szCs w:val="20"/>
+        </w:rPr>
+        <w:t>eswEnableSplitShipment</w:t>
+      </w:r>
+      <w:proofErr w:type="spellEnd"/>
+      <w:r>
+        <w:rPr>
+          <w:sz w:val="20"/>
+          <w:szCs w:val="20"/>
+        </w:rPr>
+        <w:t xml:space="preserve"> === true will not be affected.</w:t>
       </w:r>
     </w:p>
     <w:p>
@@ -3253,6 +3373,7 @@
         </w:rPr>
         <w:t>Job step “</w:t>
       </w:r>
+      <w:proofErr w:type="spellStart"/>
       <w:r>
         <w:rPr>
           <w:sz w:val="20"/>
@@ -3260,6 +3381,7 @@
         </w:rPr>
         <w:t>sendASNtoESW</w:t>
       </w:r>
+      <w:proofErr w:type="spellEnd"/>
       <w:r>
         <w:rPr>
           <w:sz w:val="20"/>
@@ -3267,6 +3389,7 @@
         </w:rPr>
         <w:t>” in job ID “</w:t>
       </w:r>
+      <w:proofErr w:type="spellStart"/>
       <w:r>
         <w:rPr>
           <w:sz w:val="20"/>
@@ -3274,6 +3397,7 @@
         </w:rPr>
         <w:t>eswRetailerPackageFeed</w:t>
       </w:r>
+      <w:proofErr w:type="spellEnd"/>
       <w:r>
         <w:rPr>
           <w:sz w:val="20"/>
@@ -3331,7 +3455,23 @@
           <w:sz w:val="20"/>
           <w:szCs w:val="20"/>
         </w:rPr>
-        <w:t>After the job run the relevant order attribute eswPackageJson will be filled with the data</w:t>
+        <w:t xml:space="preserve">After the job run the relevant order attribute </w:t>
+      </w:r>
+      <w:proofErr w:type="spellStart"/>
+      <w:r>
+        <w:rPr>
+          <w:sz w:val="20"/>
+          <w:szCs w:val="20"/>
+        </w:rPr>
+        <w:t>eswPackageJson</w:t>
+      </w:r>
+      <w:proofErr w:type="spellEnd"/>
+      <w:r>
+        <w:rPr>
+          <w:sz w:val="20"/>
+          <w:szCs w:val="20"/>
+        </w:rPr>
+        <w:t xml:space="preserve"> will be filled with the data</w:t>
       </w:r>
       <w:r>
         <w:rPr>
@@ -3422,7 +3562,23 @@
           <w:sz w:val="20"/>
           <w:szCs w:val="20"/>
         </w:rPr>
-        <w:t xml:space="preserve"> which will store in eswPackageJson is:</w:t>
+        <w:t xml:space="preserve"> which will store in </w:t>
+      </w:r>
+      <w:proofErr w:type="spellStart"/>
+      <w:r>
+        <w:rPr>
+          <w:sz w:val="20"/>
+          <w:szCs w:val="20"/>
+        </w:rPr>
+        <w:t>eswPackageJson</w:t>
+      </w:r>
+      <w:proofErr w:type="spellEnd"/>
+      <w:r>
+        <w:rPr>
+          <w:sz w:val="20"/>
+          <w:szCs w:val="20"/>
+        </w:rPr>
+        <w:t xml:space="preserve"> is:</w:t>
       </w:r>
     </w:p>
     <w:bookmarkStart w:id="49" w:name="_MON_1790327183"/>
@@ -3461,10 +3617,10 @@
             <v:path o:extrusionok="f" gradientshapeok="t" o:connecttype="rect"/>
             <o:lock v:ext="edit" aspectratio="t"/>
           </v:shapetype>
-          <v:shape id="_x0000_i1025" type="#_x0000_t75" style="width:451.1pt;height:704.75pt" o:ole="">
+          <v:shape id="_x0000_i1025" type="#_x0000_t75" style="width:451.2pt;height:704.4pt" o:ole="">
             <v:imagedata r:id="rId18" o:title=""/>
           </v:shape>
-          <o:OLEObject Type="Embed" ProgID="Word.OpenDocumentText.12" ShapeID="_x0000_i1025" DrawAspect="Content" ObjectID="_1823067000" r:id="rId19"/>
+          <o:OLEObject Type="Embed" ProgID="Word.OpenDocumentText.12" ShapeID="_x0000_i1025" DrawAspect="Content" ObjectID="_1832179228" r:id="rId19"/>
         </w:object>
       </w:r>
     </w:p>
@@ -3544,7 +3700,23 @@
           <w:sz w:val="20"/>
           <w:szCs w:val="20"/>
         </w:rPr>
-        <w:t>On the storefront page of order detail, each tracking numbers will be displayed and upon hovering on the tracking number the lineitem detail will be displayed</w:t>
+        <w:t xml:space="preserve">On the storefront page of order detail, each tracking numbers will be displayed and upon hovering on the tracking number the </w:t>
+      </w:r>
+      <w:proofErr w:type="spellStart"/>
+      <w:r>
+        <w:rPr>
+          <w:sz w:val="20"/>
+          <w:szCs w:val="20"/>
+        </w:rPr>
+        <w:t>lineitem</w:t>
+      </w:r>
+      <w:proofErr w:type="spellEnd"/>
+      <w:r>
+        <w:rPr>
+          <w:sz w:val="20"/>
+          <w:szCs w:val="20"/>
+        </w:rPr>
+        <w:t xml:space="preserve"> detail will be displayed</w:t>
       </w:r>
     </w:p>
     <w:p>
@@ -3624,7 +3796,25 @@
           <w:sz w:val="28"/>
           <w:szCs w:val="28"/>
         </w:rPr>
-        <w:t>Order Detail (SiteGenesis)</w:t>
+        <w:t>Order Detail (</w:t>
+      </w:r>
+      <w:proofErr w:type="spellStart"/>
+      <w:r>
+        <w:rPr>
+          <w:rFonts w:ascii="Arial" w:hAnsi="Arial" w:cs="Arial"/>
+          <w:sz w:val="28"/>
+          <w:szCs w:val="28"/>
+        </w:rPr>
+        <w:t>SiteGenesis</w:t>
+      </w:r>
+      <w:proofErr w:type="spellEnd"/>
+      <w:r>
+        <w:rPr>
+          <w:rFonts w:ascii="Arial" w:hAnsi="Arial" w:cs="Arial"/>
+          <w:sz w:val="28"/>
+          <w:szCs w:val="28"/>
+        </w:rPr>
+        <w:t>)</w:t>
       </w:r>
       <w:bookmarkEnd w:id="57"/>
       <w:bookmarkEnd w:id="58"/>
@@ -8865,6 +9055,7 @@
   <w:style w:type="character" w:default="1" w:styleId="DefaultParagraphFont">
     <w:name w:val="Default Paragraph Font"/>
     <w:uiPriority w:val="1"/>
+    <w:semiHidden/>
     <w:unhideWhenUsed/>
   </w:style>
   <w:style w:type="table" w:default="1" w:styleId="TableNormal">

--- a/link_eshopworld/Documentation/eShopWorld_Split_Shipment_Integration.docx
+++ b/link_eshopworld/Documentation/eShopWorld_Split_Shipment_Integration.docx
@@ -84,21 +84,14 @@
                                     <w:sz w:val="20"/>
                                     <w:szCs w:val="20"/>
                                   </w:rPr>
-                                  <w:t>: 4.</w:t>
+                                  <w:t xml:space="preserve">: </w:t>
                                 </w:r>
                                 <w:r>
                                   <w:rPr>
                                     <w:sz w:val="20"/>
                                     <w:szCs w:val="20"/>
                                   </w:rPr>
-                                  <w:t>7</w:t>
-                                </w:r>
-                                <w:r>
-                                  <w:rPr>
-                                    <w:sz w:val="20"/>
-                                    <w:szCs w:val="20"/>
-                                  </w:rPr>
-                                  <w:t>.1</w:t>
+                                  <w:t>5.0.0</w:t>
                                 </w:r>
                               </w:p>
                               <w:p>
@@ -130,14 +123,21 @@
                                     <w:sz w:val="20"/>
                                     <w:szCs w:val="20"/>
                                   </w:rPr>
-                                  <w:t>July</w:t>
+                                  <w:t>February</w:t>
                                 </w:r>
                                 <w:r>
                                   <w:rPr>
                                     <w:sz w:val="20"/>
                                     <w:szCs w:val="20"/>
                                   </w:rPr>
-                                  <w:t>2025</w:t>
+                                  <w:t xml:space="preserve"> 202</w:t>
+                                </w:r>
+                                <w:r>
+                                  <w:rPr>
+                                    <w:sz w:val="20"/>
+                                    <w:szCs w:val="20"/>
+                                  </w:rPr>
+                                  <w:t>6</w:t>
                                 </w:r>
                               </w:p>
                               <w:p>
@@ -159,7 +159,7 @@
                                   <w:rPr>
                                     <w:rStyle w:val="span"/>
                                   </w:rPr>
-                                  <w:t>5</w:t>
+                                  <w:t>6</w:t>
                                 </w:r>
                                 <w:r>
                                   <w:rPr>
@@ -226,21 +226,14 @@
                               <w:sz w:val="20"/>
                               <w:szCs w:val="20"/>
                             </w:rPr>
-                            <w:t>: 4.</w:t>
+                            <w:t xml:space="preserve">: </w:t>
                           </w:r>
                           <w:r>
                             <w:rPr>
                               <w:sz w:val="20"/>
                               <w:szCs w:val="20"/>
                             </w:rPr>
-                            <w:t>7</w:t>
-                          </w:r>
-                          <w:r>
-                            <w:rPr>
-                              <w:sz w:val="20"/>
-                              <w:szCs w:val="20"/>
-                            </w:rPr>
-                            <w:t>.1</w:t>
+                            <w:t>5.0.0</w:t>
                           </w:r>
                         </w:p>
                         <w:p>
@@ -272,14 +265,21 @@
                               <w:sz w:val="20"/>
                               <w:szCs w:val="20"/>
                             </w:rPr>
-                            <w:t>July</w:t>
+                            <w:t>February</w:t>
                           </w:r>
                           <w:r>
                             <w:rPr>
                               <w:sz w:val="20"/>
                               <w:szCs w:val="20"/>
                             </w:rPr>
-                            <w:t>2025</w:t>
+                            <w:t xml:space="preserve"> 202</w:t>
+                          </w:r>
+                          <w:r>
+                            <w:rPr>
+                              <w:sz w:val="20"/>
+                              <w:szCs w:val="20"/>
+                            </w:rPr>
+                            <w:t>6</w:t>
                           </w:r>
                         </w:p>
                         <w:p>
@@ -301,7 +301,7 @@
                             <w:rPr>
                               <w:rStyle w:val="span"/>
                             </w:rPr>
-                            <w:t>5</w:t>
+                            <w:t>6</w:t>
                           </w:r>
                           <w:r>
                             <w:rPr>
@@ -2203,13 +2203,23 @@
           <w:szCs w:val="28"/>
         </w:rPr>
       </w:pPr>
+      <w:proofErr w:type="spellStart"/>
       <w:r>
         <w:rPr>
           <w:rFonts w:ascii="Arial" w:hAnsi="Arial" w:cs="Arial"/>
           <w:sz w:val="28"/>
           <w:szCs w:val="28"/>
         </w:rPr>
-        <w:t xml:space="preserve">eShopWorld </w:t>
+        <w:t>eShopWorld</w:t>
+      </w:r>
+      <w:proofErr w:type="spellEnd"/>
+      <w:r>
+        <w:rPr>
+          <w:rFonts w:ascii="Arial" w:hAnsi="Arial" w:cs="Arial"/>
+          <w:sz w:val="28"/>
+          <w:szCs w:val="28"/>
+        </w:rPr>
+        <w:t xml:space="preserve"> </w:t>
       </w:r>
       <w:r>
         <w:rPr>
@@ -2480,7 +2490,21 @@
         <w:rPr>
           <w:rFonts w:ascii="Arial" w:hAnsi="Arial" w:cs="Arial"/>
         </w:rPr>
-        <w:t>\link_eshopworld\Metadata\meta\systemobjects.xml</w:t>
+        <w:t>\</w:t>
+      </w:r>
+      <w:proofErr w:type="spellStart"/>
+      <w:r>
+        <w:rPr>
+          <w:rFonts w:ascii="Arial" w:hAnsi="Arial" w:cs="Arial"/>
+        </w:rPr>
+        <w:t>link_eshopworld</w:t>
+      </w:r>
+      <w:proofErr w:type="spellEnd"/>
+      <w:r>
+        <w:rPr>
+          <w:rFonts w:ascii="Arial" w:hAnsi="Arial" w:cs="Arial"/>
+        </w:rPr>
+        <w:t>\Metadata\meta\systemobjects.xml</w:t>
       </w:r>
       <w:bookmarkEnd w:id="10"/>
       <w:bookmarkEnd w:id="11"/>
@@ -2586,7 +2610,21 @@
         <w:rPr>
           <w:rFonts w:ascii="Arial" w:hAnsi="Arial" w:cs="Arial"/>
         </w:rPr>
-        <w:t>ID: eswPackageJson,</w:t>
+        <w:t xml:space="preserve">ID: </w:t>
+      </w:r>
+      <w:proofErr w:type="spellStart"/>
+      <w:r>
+        <w:rPr>
+          <w:rFonts w:ascii="Arial" w:hAnsi="Arial" w:cs="Arial"/>
+        </w:rPr>
+        <w:t>eswPackageJson</w:t>
+      </w:r>
+      <w:proofErr w:type="spellEnd"/>
+      <w:r>
+        <w:rPr>
+          <w:rFonts w:ascii="Arial" w:hAnsi="Arial" w:cs="Arial"/>
+        </w:rPr>
+        <w:t>,</w:t>
       </w:r>
       <w:bookmarkEnd w:id="19"/>
       <w:bookmarkEnd w:id="20"/>
@@ -2685,13 +2723,23 @@
           <w:bCs/>
         </w:rPr>
       </w:pPr>
+      <w:proofErr w:type="spellStart"/>
       <w:r>
         <w:rPr>
           <w:rFonts w:ascii="Arial" w:hAnsi="Arial" w:cs="Arial"/>
           <w:b/>
           <w:bCs/>
         </w:rPr>
-        <w:t>SitePreference attributes</w:t>
+        <w:t>SitePreference</w:t>
+      </w:r>
+      <w:proofErr w:type="spellEnd"/>
+      <w:r>
+        <w:rPr>
+          <w:rFonts w:ascii="Arial" w:hAnsi="Arial" w:cs="Arial"/>
+          <w:b/>
+          <w:bCs/>
+        </w:rPr>
+        <w:t xml:space="preserve"> attributes</w:t>
       </w:r>
       <w:bookmarkEnd w:id="31"/>
       <w:bookmarkEnd w:id="32"/>
@@ -2725,6 +2773,7 @@
       </w:r>
       <w:bookmarkEnd w:id="34"/>
       <w:bookmarkEnd w:id="35"/>
+      <w:proofErr w:type="spellStart"/>
       <w:r>
         <w:rPr>
           <w:rFonts w:ascii="Arial" w:hAnsi="Arial" w:cs="Arial"/>
@@ -2732,6 +2781,7 @@
         <w:t>eswEnableSplitShipment</w:t>
       </w:r>
       <w:bookmarkEnd w:id="36"/>
+      <w:proofErr w:type="spellEnd"/>
     </w:p>
     <w:p>
       <w:pPr>
@@ -2898,6 +2948,7 @@
         </w:rPr>
         <w:t xml:space="preserve"> feature will work If </w:t>
       </w:r>
+      <w:proofErr w:type="spellStart"/>
       <w:r>
         <w:rPr>
           <w:b/>
@@ -2905,7 +2956,17 @@
           <w:sz w:val="20"/>
           <w:szCs w:val="20"/>
         </w:rPr>
-        <w:t>eswEnableSplitShipment === true</w:t>
+        <w:t>eswEnableSplitShipment</w:t>
+      </w:r>
+      <w:proofErr w:type="spellEnd"/>
+      <w:r>
+        <w:rPr>
+          <w:b/>
+          <w:bCs/>
+          <w:sz w:val="20"/>
+          <w:szCs w:val="20"/>
+        </w:rPr>
+        <w:t xml:space="preserve"> === true</w:t>
       </w:r>
       <w:r>
         <w:rPr>
@@ -2935,6 +2996,7 @@
         </w:rPr>
         <w:t xml:space="preserve">In case of </w:t>
       </w:r>
+      <w:proofErr w:type="spellStart"/>
       <w:r>
         <w:rPr>
           <w:b/>
@@ -2942,7 +3004,17 @@
           <w:sz w:val="20"/>
           <w:szCs w:val="20"/>
         </w:rPr>
-        <w:t>eswEnableSplitShipment === false</w:t>
+        <w:t>eswEnableSplitShipment</w:t>
+      </w:r>
+      <w:proofErr w:type="spellEnd"/>
+      <w:r>
+        <w:rPr>
+          <w:b/>
+          <w:bCs/>
+          <w:sz w:val="20"/>
+          <w:szCs w:val="20"/>
+        </w:rPr>
+        <w:t xml:space="preserve"> === false</w:t>
       </w:r>
       <w:r>
         <w:rPr>
@@ -3034,6 +3106,7 @@
         </w:rPr>
         <w:t xml:space="preserve">Additionally, we will also store package information in </w:t>
       </w:r>
+      <w:proofErr w:type="spellStart"/>
       <w:r>
         <w:rPr>
           <w:b/>
@@ -3043,6 +3116,7 @@
         </w:rPr>
         <w:t>eswPackageJSON</w:t>
       </w:r>
+      <w:proofErr w:type="spellEnd"/>
       <w:r>
         <w:rPr>
           <w:sz w:val="20"/>
@@ -3090,7 +3164,23 @@
           <w:sz w:val="20"/>
           <w:szCs w:val="20"/>
         </w:rPr>
-        <w:t>If data is available in eswPackageJSON then we will show it from here</w:t>
+        <w:t xml:space="preserve">If data is available in </w:t>
+      </w:r>
+      <w:proofErr w:type="spellStart"/>
+      <w:r>
+        <w:rPr>
+          <w:sz w:val="20"/>
+          <w:szCs w:val="20"/>
+        </w:rPr>
+        <w:t>eswPackageJSON</w:t>
+      </w:r>
+      <w:proofErr w:type="spellEnd"/>
+      <w:r>
+        <w:rPr>
+          <w:sz w:val="20"/>
+          <w:szCs w:val="20"/>
+        </w:rPr>
+        <w:t xml:space="preserve"> then we will show it from here</w:t>
       </w:r>
     </w:p>
     <w:p>
@@ -3132,7 +3222,23 @@
           <w:sz w:val="20"/>
           <w:szCs w:val="20"/>
         </w:rPr>
-        <w:t>The storefront-related changes will take effect regardless of the functionality toggle, ensuring that orders stored during eswEnableSplitShipment === true will not be affected.</w:t>
+        <w:t xml:space="preserve">The storefront-related changes will take effect regardless of the functionality toggle, ensuring that orders stored during </w:t>
+      </w:r>
+      <w:proofErr w:type="spellStart"/>
+      <w:r>
+        <w:rPr>
+          <w:sz w:val="20"/>
+          <w:szCs w:val="20"/>
+        </w:rPr>
+        <w:t>eswEnableSplitShipment</w:t>
+      </w:r>
+      <w:proofErr w:type="spellEnd"/>
+      <w:r>
+        <w:rPr>
+          <w:sz w:val="20"/>
+          <w:szCs w:val="20"/>
+        </w:rPr>
+        <w:t xml:space="preserve"> === true will not be affected.</w:t>
       </w:r>
     </w:p>
     <w:p>
@@ -3267,6 +3373,7 @@
         </w:rPr>
         <w:t>Job step “</w:t>
       </w:r>
+      <w:proofErr w:type="spellStart"/>
       <w:r>
         <w:rPr>
           <w:sz w:val="20"/>
@@ -3274,6 +3381,7 @@
         </w:rPr>
         <w:t>sendASNtoESW</w:t>
       </w:r>
+      <w:proofErr w:type="spellEnd"/>
       <w:r>
         <w:rPr>
           <w:sz w:val="20"/>
@@ -3281,6 +3389,7 @@
         </w:rPr>
         <w:t>” in job ID “</w:t>
       </w:r>
+      <w:proofErr w:type="spellStart"/>
       <w:r>
         <w:rPr>
           <w:sz w:val="20"/>
@@ -3288,6 +3397,7 @@
         </w:rPr>
         <w:t>eswRetailerPackageFeed</w:t>
       </w:r>
+      <w:proofErr w:type="spellEnd"/>
       <w:r>
         <w:rPr>
           <w:sz w:val="20"/>
@@ -3345,7 +3455,23 @@
           <w:sz w:val="20"/>
           <w:szCs w:val="20"/>
         </w:rPr>
-        <w:t>After the job run the relevant order attribute eswPackageJson will be filled with the data</w:t>
+        <w:t xml:space="preserve">After the job run the relevant order attribute </w:t>
+      </w:r>
+      <w:proofErr w:type="spellStart"/>
+      <w:r>
+        <w:rPr>
+          <w:sz w:val="20"/>
+          <w:szCs w:val="20"/>
+        </w:rPr>
+        <w:t>eswPackageJson</w:t>
+      </w:r>
+      <w:proofErr w:type="spellEnd"/>
+      <w:r>
+        <w:rPr>
+          <w:sz w:val="20"/>
+          <w:szCs w:val="20"/>
+        </w:rPr>
+        <w:t xml:space="preserve"> will be filled with the data</w:t>
       </w:r>
       <w:r>
         <w:rPr>
@@ -3436,7 +3562,23 @@
           <w:sz w:val="20"/>
           <w:szCs w:val="20"/>
         </w:rPr>
-        <w:t xml:space="preserve"> which will store in eswPackageJson is:</w:t>
+        <w:t xml:space="preserve"> which will store in </w:t>
+      </w:r>
+      <w:proofErr w:type="spellStart"/>
+      <w:r>
+        <w:rPr>
+          <w:sz w:val="20"/>
+          <w:szCs w:val="20"/>
+        </w:rPr>
+        <w:t>eswPackageJson</w:t>
+      </w:r>
+      <w:proofErr w:type="spellEnd"/>
+      <w:r>
+        <w:rPr>
+          <w:sz w:val="20"/>
+          <w:szCs w:val="20"/>
+        </w:rPr>
+        <w:t xml:space="preserve"> is:</w:t>
       </w:r>
     </w:p>
     <w:bookmarkStart w:id="49" w:name="_MON_1790327183"/>
@@ -3475,10 +3617,10 @@
             <v:path o:extrusionok="f" gradientshapeok="t" o:connecttype="rect"/>
             <o:lock v:ext="edit" aspectratio="t"/>
           </v:shapetype>
-          <v:shape id="_x0000_i1025" type="#_x0000_t75" style="width:451.3pt;height:704.55pt" o:ole="">
+          <v:shape id="_x0000_i1025" type="#_x0000_t75" style="width:451.2pt;height:704.4pt" o:ole="">
             <v:imagedata r:id="rId18" o:title=""/>
           </v:shape>
-          <o:OLEObject Type="Embed" ProgID="Word.OpenDocumentText.12" ShapeID="_x0000_i1025" DrawAspect="Content" ObjectID="_1812282149" r:id="rId19"/>
+          <o:OLEObject Type="Embed" ProgID="Word.OpenDocumentText.12" ShapeID="_x0000_i1025" DrawAspect="Content" ObjectID="_1832179228" r:id="rId19"/>
         </w:object>
       </w:r>
     </w:p>
@@ -3558,7 +3700,23 @@
           <w:sz w:val="20"/>
           <w:szCs w:val="20"/>
         </w:rPr>
-        <w:t>On the storefront page of order detail, each tracking numbers will be displayed and upon hovering on the tracking number the lineitem detail will be displayed</w:t>
+        <w:t xml:space="preserve">On the storefront page of order detail, each tracking numbers will be displayed and upon hovering on the tracking number the </w:t>
+      </w:r>
+      <w:proofErr w:type="spellStart"/>
+      <w:r>
+        <w:rPr>
+          <w:sz w:val="20"/>
+          <w:szCs w:val="20"/>
+        </w:rPr>
+        <w:t>lineitem</w:t>
+      </w:r>
+      <w:proofErr w:type="spellEnd"/>
+      <w:r>
+        <w:rPr>
+          <w:sz w:val="20"/>
+          <w:szCs w:val="20"/>
+        </w:rPr>
+        <w:t xml:space="preserve"> detail will be displayed</w:t>
       </w:r>
     </w:p>
     <w:p>
@@ -3638,7 +3796,25 @@
           <w:sz w:val="28"/>
           <w:szCs w:val="28"/>
         </w:rPr>
-        <w:t>Order Detail (SiteGenesis)</w:t>
+        <w:t>Order Detail (</w:t>
+      </w:r>
+      <w:proofErr w:type="spellStart"/>
+      <w:r>
+        <w:rPr>
+          <w:rFonts w:ascii="Arial" w:hAnsi="Arial" w:cs="Arial"/>
+          <w:sz w:val="28"/>
+          <w:szCs w:val="28"/>
+        </w:rPr>
+        <w:t>SiteGenesis</w:t>
+      </w:r>
+      <w:proofErr w:type="spellEnd"/>
+      <w:r>
+        <w:rPr>
+          <w:rFonts w:ascii="Arial" w:hAnsi="Arial" w:cs="Arial"/>
+          <w:sz w:val="28"/>
+          <w:szCs w:val="28"/>
+        </w:rPr>
+        <w:t>)</w:t>
       </w:r>
       <w:bookmarkEnd w:id="57"/>
       <w:bookmarkEnd w:id="58"/>
@@ -8879,6 +9055,7 @@
   <w:style w:type="character" w:default="1" w:styleId="DefaultParagraphFont">
     <w:name w:val="Default Paragraph Font"/>
     <w:uiPriority w:val="1"/>
+    <w:semiHidden/>
     <w:unhideWhenUsed/>
   </w:style>
   <w:style w:type="table" w:default="1" w:styleId="TableNormal">

--- a/link_eshopworld/Documentation/eShopWorld_Split_Shipment_Integration.docx
+++ b/link_eshopworld/Documentation/eShopWorld_Split_Shipment_Integration.docx
@@ -91,7 +91,21 @@
                                     <w:sz w:val="20"/>
                                     <w:szCs w:val="20"/>
                                   </w:rPr>
-                                  <w:t>5.0.0</w:t>
+                                  <w:t>5.</w:t>
+                                </w:r>
+                                <w:r>
+                                  <w:rPr>
+                                    <w:sz w:val="20"/>
+                                    <w:szCs w:val="20"/>
+                                  </w:rPr>
+                                  <w:t>1</w:t>
+                                </w:r>
+                                <w:r>
+                                  <w:rPr>
+                                    <w:sz w:val="20"/>
+                                    <w:szCs w:val="20"/>
+                                  </w:rPr>
+                                  <w:t>.0</w:t>
                                 </w:r>
                               </w:p>
                               <w:p>
@@ -123,7 +137,7 @@
                                     <w:sz w:val="20"/>
                                     <w:szCs w:val="20"/>
                                   </w:rPr>
-                                  <w:t>February</w:t>
+                                  <w:t>May</w:t>
                                 </w:r>
                                 <w:r>
                                   <w:rPr>
@@ -233,7 +247,21 @@
                               <w:sz w:val="20"/>
                               <w:szCs w:val="20"/>
                             </w:rPr>
-                            <w:t>5.0.0</w:t>
+                            <w:t>5.</w:t>
+                          </w:r>
+                          <w:r>
+                            <w:rPr>
+                              <w:sz w:val="20"/>
+                              <w:szCs w:val="20"/>
+                            </w:rPr>
+                            <w:t>1</w:t>
+                          </w:r>
+                          <w:r>
+                            <w:rPr>
+                              <w:sz w:val="20"/>
+                              <w:szCs w:val="20"/>
+                            </w:rPr>
+                            <w:t>.0</w:t>
                           </w:r>
                         </w:p>
                         <w:p>
@@ -265,7 +293,7 @@
                               <w:sz w:val="20"/>
                               <w:szCs w:val="20"/>
                             </w:rPr>
-                            <w:t>February</w:t>
+                            <w:t>May</w:t>
                           </w:r>
                           <w:r>
                             <w:rPr>
@@ -2203,23 +2231,13 @@
           <w:szCs w:val="28"/>
         </w:rPr>
       </w:pPr>
-      <w:proofErr w:type="spellStart"/>
       <w:r>
         <w:rPr>
           <w:rFonts w:ascii="Arial" w:hAnsi="Arial" w:cs="Arial"/>
           <w:sz w:val="28"/>
           <w:szCs w:val="28"/>
         </w:rPr>
-        <w:t>eShopWorld</w:t>
-      </w:r>
-      <w:proofErr w:type="spellEnd"/>
-      <w:r>
-        <w:rPr>
-          <w:rFonts w:ascii="Arial" w:hAnsi="Arial" w:cs="Arial"/>
-          <w:sz w:val="28"/>
-          <w:szCs w:val="28"/>
-        </w:rPr>
-        <w:t xml:space="preserve"> </w:t>
+        <w:t xml:space="preserve">eShopWorld </w:t>
       </w:r>
       <w:r>
         <w:rPr>
@@ -2490,21 +2508,7 @@
         <w:rPr>
           <w:rFonts w:ascii="Arial" w:hAnsi="Arial" w:cs="Arial"/>
         </w:rPr>
-        <w:t>\</w:t>
-      </w:r>
-      <w:proofErr w:type="spellStart"/>
-      <w:r>
-        <w:rPr>
-          <w:rFonts w:ascii="Arial" w:hAnsi="Arial" w:cs="Arial"/>
-        </w:rPr>
-        <w:t>link_eshopworld</w:t>
-      </w:r>
-      <w:proofErr w:type="spellEnd"/>
-      <w:r>
-        <w:rPr>
-          <w:rFonts w:ascii="Arial" w:hAnsi="Arial" w:cs="Arial"/>
-        </w:rPr>
-        <w:t>\Metadata\meta\systemobjects.xml</w:t>
+        <w:t>\link_eshopworld\Metadata\meta\systemobjects.xml</w:t>
       </w:r>
       <w:bookmarkEnd w:id="10"/>
       <w:bookmarkEnd w:id="11"/>
@@ -2610,21 +2614,7 @@
         <w:rPr>
           <w:rFonts w:ascii="Arial" w:hAnsi="Arial" w:cs="Arial"/>
         </w:rPr>
-        <w:t xml:space="preserve">ID: </w:t>
-      </w:r>
-      <w:proofErr w:type="spellStart"/>
-      <w:r>
-        <w:rPr>
-          <w:rFonts w:ascii="Arial" w:hAnsi="Arial" w:cs="Arial"/>
-        </w:rPr>
-        <w:t>eswPackageJson</w:t>
-      </w:r>
-      <w:proofErr w:type="spellEnd"/>
-      <w:r>
-        <w:rPr>
-          <w:rFonts w:ascii="Arial" w:hAnsi="Arial" w:cs="Arial"/>
-        </w:rPr>
-        <w:t>,</w:t>
+        <w:t>ID: eswPackageJson,</w:t>
       </w:r>
       <w:bookmarkEnd w:id="19"/>
       <w:bookmarkEnd w:id="20"/>
@@ -2723,23 +2713,13 @@
           <w:bCs/>
         </w:rPr>
       </w:pPr>
-      <w:proofErr w:type="spellStart"/>
       <w:r>
         <w:rPr>
           <w:rFonts w:ascii="Arial" w:hAnsi="Arial" w:cs="Arial"/>
           <w:b/>
           <w:bCs/>
         </w:rPr>
-        <w:t>SitePreference</w:t>
-      </w:r>
-      <w:proofErr w:type="spellEnd"/>
-      <w:r>
-        <w:rPr>
-          <w:rFonts w:ascii="Arial" w:hAnsi="Arial" w:cs="Arial"/>
-          <w:b/>
-          <w:bCs/>
-        </w:rPr>
-        <w:t xml:space="preserve"> attributes</w:t>
+        <w:t>SitePreference attributes</w:t>
       </w:r>
       <w:bookmarkEnd w:id="31"/>
       <w:bookmarkEnd w:id="32"/>
@@ -2773,7 +2753,6 @@
       </w:r>
       <w:bookmarkEnd w:id="34"/>
       <w:bookmarkEnd w:id="35"/>
-      <w:proofErr w:type="spellStart"/>
       <w:r>
         <w:rPr>
           <w:rFonts w:ascii="Arial" w:hAnsi="Arial" w:cs="Arial"/>
@@ -2781,7 +2760,6 @@
         <w:t>eswEnableSplitShipment</w:t>
       </w:r>
       <w:bookmarkEnd w:id="36"/>
-      <w:proofErr w:type="spellEnd"/>
     </w:p>
     <w:p>
       <w:pPr>
@@ -2948,7 +2926,6 @@
         </w:rPr>
         <w:t xml:space="preserve"> feature will work If </w:t>
       </w:r>
-      <w:proofErr w:type="spellStart"/>
       <w:r>
         <w:rPr>
           <w:b/>
@@ -2956,17 +2933,7 @@
           <w:sz w:val="20"/>
           <w:szCs w:val="20"/>
         </w:rPr>
-        <w:t>eswEnableSplitShipment</w:t>
-      </w:r>
-      <w:proofErr w:type="spellEnd"/>
-      <w:r>
-        <w:rPr>
-          <w:b/>
-          <w:bCs/>
-          <w:sz w:val="20"/>
-          <w:szCs w:val="20"/>
-        </w:rPr>
-        <w:t xml:space="preserve"> === true</w:t>
+        <w:t>eswEnableSplitShipment === true</w:t>
       </w:r>
       <w:r>
         <w:rPr>
@@ -2996,7 +2963,6 @@
         </w:rPr>
         <w:t xml:space="preserve">In case of </w:t>
       </w:r>
-      <w:proofErr w:type="spellStart"/>
       <w:r>
         <w:rPr>
           <w:b/>
@@ -3004,17 +2970,7 @@
           <w:sz w:val="20"/>
           <w:szCs w:val="20"/>
         </w:rPr>
-        <w:t>eswEnableSplitShipment</w:t>
-      </w:r>
-      <w:proofErr w:type="spellEnd"/>
-      <w:r>
-        <w:rPr>
-          <w:b/>
-          <w:bCs/>
-          <w:sz w:val="20"/>
-          <w:szCs w:val="20"/>
-        </w:rPr>
-        <w:t xml:space="preserve"> === false</w:t>
+        <w:t>eswEnableSplitShipment === false</w:t>
       </w:r>
       <w:r>
         <w:rPr>
@@ -3106,7 +3062,6 @@
         </w:rPr>
         <w:t xml:space="preserve">Additionally, we will also store package information in </w:t>
       </w:r>
-      <w:proofErr w:type="spellStart"/>
       <w:r>
         <w:rPr>
           <w:b/>
@@ -3116,7 +3071,6 @@
         </w:rPr>
         <w:t>eswPackageJSON</w:t>
       </w:r>
-      <w:proofErr w:type="spellEnd"/>
       <w:r>
         <w:rPr>
           <w:sz w:val="20"/>
@@ -3164,23 +3118,7 @@
           <w:sz w:val="20"/>
           <w:szCs w:val="20"/>
         </w:rPr>
-        <w:t xml:space="preserve">If data is available in </w:t>
-      </w:r>
-      <w:proofErr w:type="spellStart"/>
-      <w:r>
-        <w:rPr>
-          <w:sz w:val="20"/>
-          <w:szCs w:val="20"/>
-        </w:rPr>
-        <w:t>eswPackageJSON</w:t>
-      </w:r>
-      <w:proofErr w:type="spellEnd"/>
-      <w:r>
-        <w:rPr>
-          <w:sz w:val="20"/>
-          <w:szCs w:val="20"/>
-        </w:rPr>
-        <w:t xml:space="preserve"> then we will show it from here</w:t>
+        <w:t>If data is available in eswPackageJSON then we will show it from here</w:t>
       </w:r>
     </w:p>
     <w:p>
@@ -3222,23 +3160,7 @@
           <w:sz w:val="20"/>
           <w:szCs w:val="20"/>
         </w:rPr>
-        <w:t xml:space="preserve">The storefront-related changes will take effect regardless of the functionality toggle, ensuring that orders stored during </w:t>
-      </w:r>
-      <w:proofErr w:type="spellStart"/>
-      <w:r>
-        <w:rPr>
-          <w:sz w:val="20"/>
-          <w:szCs w:val="20"/>
-        </w:rPr>
-        <w:t>eswEnableSplitShipment</w:t>
-      </w:r>
-      <w:proofErr w:type="spellEnd"/>
-      <w:r>
-        <w:rPr>
-          <w:sz w:val="20"/>
-          <w:szCs w:val="20"/>
-        </w:rPr>
-        <w:t xml:space="preserve"> === true will not be affected.</w:t>
+        <w:t>The storefront-related changes will take effect regardless of the functionality toggle, ensuring that orders stored during eswEnableSplitShipment === true will not be affected.</w:t>
       </w:r>
     </w:p>
     <w:p>
@@ -3373,7 +3295,6 @@
         </w:rPr>
         <w:t>Job step “</w:t>
       </w:r>
-      <w:proofErr w:type="spellStart"/>
       <w:r>
         <w:rPr>
           <w:sz w:val="20"/>
@@ -3381,7 +3302,6 @@
         </w:rPr>
         <w:t>sendASNtoESW</w:t>
       </w:r>
-      <w:proofErr w:type="spellEnd"/>
       <w:r>
         <w:rPr>
           <w:sz w:val="20"/>
@@ -3389,7 +3309,6 @@
         </w:rPr>
         <w:t>” in job ID “</w:t>
       </w:r>
-      <w:proofErr w:type="spellStart"/>
       <w:r>
         <w:rPr>
           <w:sz w:val="20"/>
@@ -3397,7 +3316,6 @@
         </w:rPr>
         <w:t>eswRetailerPackageFeed</w:t>
       </w:r>
-      <w:proofErr w:type="spellEnd"/>
       <w:r>
         <w:rPr>
           <w:sz w:val="20"/>
@@ -3455,23 +3373,7 @@
           <w:sz w:val="20"/>
           <w:szCs w:val="20"/>
         </w:rPr>
-        <w:t xml:space="preserve">After the job run the relevant order attribute </w:t>
-      </w:r>
-      <w:proofErr w:type="spellStart"/>
-      <w:r>
-        <w:rPr>
-          <w:sz w:val="20"/>
-          <w:szCs w:val="20"/>
-        </w:rPr>
-        <w:t>eswPackageJson</w:t>
-      </w:r>
-      <w:proofErr w:type="spellEnd"/>
-      <w:r>
-        <w:rPr>
-          <w:sz w:val="20"/>
-          <w:szCs w:val="20"/>
-        </w:rPr>
-        <w:t xml:space="preserve"> will be filled with the data</w:t>
+        <w:t>After the job run the relevant order attribute eswPackageJson will be filled with the data</w:t>
       </w:r>
       <w:r>
         <w:rPr>
@@ -3562,23 +3464,7 @@
           <w:sz w:val="20"/>
           <w:szCs w:val="20"/>
         </w:rPr>
-        <w:t xml:space="preserve"> which will store in </w:t>
-      </w:r>
-      <w:proofErr w:type="spellStart"/>
-      <w:r>
-        <w:rPr>
-          <w:sz w:val="20"/>
-          <w:szCs w:val="20"/>
-        </w:rPr>
-        <w:t>eswPackageJson</w:t>
-      </w:r>
-      <w:proofErr w:type="spellEnd"/>
-      <w:r>
-        <w:rPr>
-          <w:sz w:val="20"/>
-          <w:szCs w:val="20"/>
-        </w:rPr>
-        <w:t xml:space="preserve"> is:</w:t>
+        <w:t xml:space="preserve"> which will store in eswPackageJson is:</w:t>
       </w:r>
     </w:p>
     <w:bookmarkStart w:id="49" w:name="_MON_1790327183"/>
@@ -3617,10 +3503,10 @@
             <v:path o:extrusionok="f" gradientshapeok="t" o:connecttype="rect"/>
             <o:lock v:ext="edit" aspectratio="t"/>
           </v:shapetype>
-          <v:shape id="_x0000_i1025" type="#_x0000_t75" style="width:451.2pt;height:704.4pt" o:ole="">
+          <v:shape id="_x0000_i1025" type="#_x0000_t75" style="width:451.4pt;height:704.75pt" o:ole="">
             <v:imagedata r:id="rId18" o:title=""/>
           </v:shape>
-          <o:OLEObject Type="Embed" ProgID="Word.OpenDocumentText.12" ShapeID="_x0000_i1025" DrawAspect="Content" ObjectID="_1832179228" r:id="rId19"/>
+          <o:OLEObject Type="Embed" ProgID="Word.OpenDocumentText.12" ShapeID="_x0000_i1025" DrawAspect="Content" ObjectID="_1838813345" r:id="rId19"/>
         </w:object>
       </w:r>
     </w:p>
@@ -3700,23 +3586,7 @@
           <w:sz w:val="20"/>
           <w:szCs w:val="20"/>
         </w:rPr>
-        <w:t xml:space="preserve">On the storefront page of order detail, each tracking numbers will be displayed and upon hovering on the tracking number the </w:t>
-      </w:r>
-      <w:proofErr w:type="spellStart"/>
-      <w:r>
-        <w:rPr>
-          <w:sz w:val="20"/>
-          <w:szCs w:val="20"/>
-        </w:rPr>
-        <w:t>lineitem</w:t>
-      </w:r>
-      <w:proofErr w:type="spellEnd"/>
-      <w:r>
-        <w:rPr>
-          <w:sz w:val="20"/>
-          <w:szCs w:val="20"/>
-        </w:rPr>
-        <w:t xml:space="preserve"> detail will be displayed</w:t>
+        <w:t>On the storefront page of order detail, each tracking numbers will be displayed and upon hovering on the tracking number the lineitem detail will be displayed</w:t>
       </w:r>
     </w:p>
     <w:p>
@@ -3796,25 +3666,7 @@
           <w:sz w:val="28"/>
           <w:szCs w:val="28"/>
         </w:rPr>
-        <w:t>Order Detail (</w:t>
-      </w:r>
-      <w:proofErr w:type="spellStart"/>
-      <w:r>
-        <w:rPr>
-          <w:rFonts w:ascii="Arial" w:hAnsi="Arial" w:cs="Arial"/>
-          <w:sz w:val="28"/>
-          <w:szCs w:val="28"/>
-        </w:rPr>
-        <w:t>SiteGenesis</w:t>
-      </w:r>
-      <w:proofErr w:type="spellEnd"/>
-      <w:r>
-        <w:rPr>
-          <w:rFonts w:ascii="Arial" w:hAnsi="Arial" w:cs="Arial"/>
-          <w:sz w:val="28"/>
-          <w:szCs w:val="28"/>
-        </w:rPr>
-        <w:t>)</w:t>
+        <w:t>Order Detail (SiteGenesis)</w:t>
       </w:r>
       <w:bookmarkEnd w:id="57"/>
       <w:bookmarkEnd w:id="58"/>

--- a/link_eshopworld/Documentation/eShopWorld_Split_Shipment_Integration.docx
+++ b/link_eshopworld/Documentation/eShopWorld_Split_Shipment_Integration.docx
@@ -105,7 +105,14 @@
                                     <w:sz w:val="20"/>
                                     <w:szCs w:val="20"/>
                                   </w:rPr>
-                                  <w:t>.0</w:t>
+                                  <w:t>.</w:t>
+                                </w:r>
+                                <w:r>
+                                  <w:rPr>
+                                    <w:sz w:val="20"/>
+                                    <w:szCs w:val="20"/>
+                                  </w:rPr>
+                                  <w:t>1</w:t>
                                 </w:r>
                               </w:p>
                               <w:p>
@@ -137,14 +144,21 @@
                                     <w:sz w:val="20"/>
                                     <w:szCs w:val="20"/>
                                   </w:rPr>
-                                  <w:t>May</w:t>
+                                  <w:t>June</w:t>
                                 </w:r>
                                 <w:r>
                                   <w:rPr>
                                     <w:sz w:val="20"/>
                                     <w:szCs w:val="20"/>
                                   </w:rPr>
-                                  <w:t xml:space="preserve"> 202</w:t>
+                                  <w:t xml:space="preserve"> </w:t>
+                                </w:r>
+                                <w:r>
+                                  <w:rPr>
+                                    <w:sz w:val="20"/>
+                                    <w:szCs w:val="20"/>
+                                  </w:rPr>
+                                  <w:t>202</w:t>
                                 </w:r>
                                 <w:r>
                                   <w:rPr>
@@ -261,7 +275,14 @@
                               <w:sz w:val="20"/>
                               <w:szCs w:val="20"/>
                             </w:rPr>
-                            <w:t>.0</w:t>
+                            <w:t>.</w:t>
+                          </w:r>
+                          <w:r>
+                            <w:rPr>
+                              <w:sz w:val="20"/>
+                              <w:szCs w:val="20"/>
+                            </w:rPr>
+                            <w:t>1</w:t>
                           </w:r>
                         </w:p>
                         <w:p>
@@ -293,14 +314,21 @@
                               <w:sz w:val="20"/>
                               <w:szCs w:val="20"/>
                             </w:rPr>
-                            <w:t>May</w:t>
+                            <w:t>June</w:t>
                           </w:r>
                           <w:r>
                             <w:rPr>
                               <w:sz w:val="20"/>
                               <w:szCs w:val="20"/>
                             </w:rPr>
-                            <w:t xml:space="preserve"> 202</w:t>
+                            <w:t xml:space="preserve"> </w:t>
+                          </w:r>
+                          <w:r>
+                            <w:rPr>
+                              <w:sz w:val="20"/>
+                              <w:szCs w:val="20"/>
+                            </w:rPr>
+                            <w:t>202</w:t>
                           </w:r>
                           <w:r>
                             <w:rPr>
@@ -3503,10 +3531,10 @@
             <v:path o:extrusionok="f" gradientshapeok="t" o:connecttype="rect"/>
             <o:lock v:ext="edit" aspectratio="t"/>
           </v:shapetype>
-          <v:shape id="_x0000_i1025" type="#_x0000_t75" style="width:451.4pt;height:704.75pt" o:ole="">
+          <v:shape id="_x0000_i1025" type="#_x0000_t75" style="width:451.35pt;height:704.65pt" o:ole="">
             <v:imagedata r:id="rId18" o:title=""/>
           </v:shape>
-          <o:OLEObject Type="Embed" ProgID="Word.OpenDocumentText.12" ShapeID="_x0000_i1025" DrawAspect="Content" ObjectID="_1838813345" r:id="rId19"/>
+          <o:OLEObject Type="Embed" ProgID="Word.OpenDocumentText.12" ShapeID="_x0000_i1025" DrawAspect="Content" ObjectID="_1842177613" r:id="rId19"/>
         </w:object>
       </w:r>
     </w:p>
@@ -8907,7 +8935,6 @@
   <w:style w:type="character" w:default="1" w:styleId="DefaultParagraphFont">
     <w:name w:val="Default Paragraph Font"/>
     <w:uiPriority w:val="1"/>
-    <w:semiHidden/>
     <w:unhideWhenUsed/>
   </w:style>
   <w:style w:type="table" w:default="1" w:styleId="TableNormal">

--- a/link_eshopworld/Documentation/eShopWorld_Split_Shipment_Integration.docx
+++ b/link_eshopworld/Documentation/eShopWorld_Split_Shipment_Integration.docx
@@ -91,7 +91,28 @@
                                     <w:sz w:val="20"/>
                                     <w:szCs w:val="20"/>
                                   </w:rPr>
-                                  <w:t>5.0.0</w:t>
+                                  <w:t>5.</w:t>
+                                </w:r>
+                                <w:r>
+                                  <w:rPr>
+                                    <w:sz w:val="20"/>
+                                    <w:szCs w:val="20"/>
+                                  </w:rPr>
+                                  <w:t>1</w:t>
+                                </w:r>
+                                <w:r>
+                                  <w:rPr>
+                                    <w:sz w:val="20"/>
+                                    <w:szCs w:val="20"/>
+                                  </w:rPr>
+                                  <w:t>.</w:t>
+                                </w:r>
+                                <w:r>
+                                  <w:rPr>
+                                    <w:sz w:val="20"/>
+                                    <w:szCs w:val="20"/>
+                                  </w:rPr>
+                                  <w:t>1</w:t>
                                 </w:r>
                               </w:p>
                               <w:p>
@@ -123,14 +144,21 @@
                                     <w:sz w:val="20"/>
                                     <w:szCs w:val="20"/>
                                   </w:rPr>
-                                  <w:t>February</w:t>
+                                  <w:t>June</w:t>
                                 </w:r>
                                 <w:r>
                                   <w:rPr>
                                     <w:sz w:val="20"/>
                                     <w:szCs w:val="20"/>
                                   </w:rPr>
-                                  <w:t xml:space="preserve"> 202</w:t>
+                                  <w:t xml:space="preserve"> </w:t>
+                                </w:r>
+                                <w:r>
+                                  <w:rPr>
+                                    <w:sz w:val="20"/>
+                                    <w:szCs w:val="20"/>
+                                  </w:rPr>
+                                  <w:t>202</w:t>
                                 </w:r>
                                 <w:r>
                                   <w:rPr>
@@ -233,7 +261,28 @@
                               <w:sz w:val="20"/>
                               <w:szCs w:val="20"/>
                             </w:rPr>
-                            <w:t>5.0.0</w:t>
+                            <w:t>5.</w:t>
+                          </w:r>
+                          <w:r>
+                            <w:rPr>
+                              <w:sz w:val="20"/>
+                              <w:szCs w:val="20"/>
+                            </w:rPr>
+                            <w:t>1</w:t>
+                          </w:r>
+                          <w:r>
+                            <w:rPr>
+                              <w:sz w:val="20"/>
+                              <w:szCs w:val="20"/>
+                            </w:rPr>
+                            <w:t>.</w:t>
+                          </w:r>
+                          <w:r>
+                            <w:rPr>
+                              <w:sz w:val="20"/>
+                              <w:szCs w:val="20"/>
+                            </w:rPr>
+                            <w:t>1</w:t>
                           </w:r>
                         </w:p>
                         <w:p>
@@ -265,14 +314,21 @@
                               <w:sz w:val="20"/>
                               <w:szCs w:val="20"/>
                             </w:rPr>
-                            <w:t>February</w:t>
+                            <w:t>June</w:t>
                           </w:r>
                           <w:r>
                             <w:rPr>
                               <w:sz w:val="20"/>
                               <w:szCs w:val="20"/>
                             </w:rPr>
-                            <w:t xml:space="preserve"> 202</w:t>
+                            <w:t xml:space="preserve"> </w:t>
+                          </w:r>
+                          <w:r>
+                            <w:rPr>
+                              <w:sz w:val="20"/>
+                              <w:szCs w:val="20"/>
+                            </w:rPr>
+                            <w:t>202</w:t>
                           </w:r>
                           <w:r>
                             <w:rPr>
@@ -2203,23 +2259,13 @@
           <w:szCs w:val="28"/>
         </w:rPr>
       </w:pPr>
-      <w:proofErr w:type="spellStart"/>
       <w:r>
         <w:rPr>
           <w:rFonts w:ascii="Arial" w:hAnsi="Arial" w:cs="Arial"/>
           <w:sz w:val="28"/>
           <w:szCs w:val="28"/>
         </w:rPr>
-        <w:t>eShopWorld</w:t>
-      </w:r>
-      <w:proofErr w:type="spellEnd"/>
-      <w:r>
-        <w:rPr>
-          <w:rFonts w:ascii="Arial" w:hAnsi="Arial" w:cs="Arial"/>
-          <w:sz w:val="28"/>
-          <w:szCs w:val="28"/>
-        </w:rPr>
-        <w:t xml:space="preserve"> </w:t>
+        <w:t xml:space="preserve">eShopWorld </w:t>
       </w:r>
       <w:r>
         <w:rPr>
@@ -2490,21 +2536,7 @@
         <w:rPr>
           <w:rFonts w:ascii="Arial" w:hAnsi="Arial" w:cs="Arial"/>
         </w:rPr>
-        <w:t>\</w:t>
-      </w:r>
-      <w:proofErr w:type="spellStart"/>
-      <w:r>
-        <w:rPr>
-          <w:rFonts w:ascii="Arial" w:hAnsi="Arial" w:cs="Arial"/>
-        </w:rPr>
-        <w:t>link_eshopworld</w:t>
-      </w:r>
-      <w:proofErr w:type="spellEnd"/>
-      <w:r>
-        <w:rPr>
-          <w:rFonts w:ascii="Arial" w:hAnsi="Arial" w:cs="Arial"/>
-        </w:rPr>
-        <w:t>\Metadata\meta\systemobjects.xml</w:t>
+        <w:t>\link_eshopworld\Metadata\meta\systemobjects.xml</w:t>
       </w:r>
       <w:bookmarkEnd w:id="10"/>
       <w:bookmarkEnd w:id="11"/>
@@ -2610,21 +2642,7 @@
         <w:rPr>
           <w:rFonts w:ascii="Arial" w:hAnsi="Arial" w:cs="Arial"/>
         </w:rPr>
-        <w:t xml:space="preserve">ID: </w:t>
-      </w:r>
-      <w:proofErr w:type="spellStart"/>
-      <w:r>
-        <w:rPr>
-          <w:rFonts w:ascii="Arial" w:hAnsi="Arial" w:cs="Arial"/>
-        </w:rPr>
-        <w:t>eswPackageJson</w:t>
-      </w:r>
-      <w:proofErr w:type="spellEnd"/>
-      <w:r>
-        <w:rPr>
-          <w:rFonts w:ascii="Arial" w:hAnsi="Arial" w:cs="Arial"/>
-        </w:rPr>
-        <w:t>,</w:t>
+        <w:t>ID: eswPackageJson,</w:t>
       </w:r>
       <w:bookmarkEnd w:id="19"/>
       <w:bookmarkEnd w:id="20"/>
@@ -2723,23 +2741,13 @@
           <w:bCs/>
         </w:rPr>
       </w:pPr>
-      <w:proofErr w:type="spellStart"/>
       <w:r>
         <w:rPr>
           <w:rFonts w:ascii="Arial" w:hAnsi="Arial" w:cs="Arial"/>
           <w:b/>
           <w:bCs/>
         </w:rPr>
-        <w:t>SitePreference</w:t>
-      </w:r>
-      <w:proofErr w:type="spellEnd"/>
-      <w:r>
-        <w:rPr>
-          <w:rFonts w:ascii="Arial" w:hAnsi="Arial" w:cs="Arial"/>
-          <w:b/>
-          <w:bCs/>
-        </w:rPr>
-        <w:t xml:space="preserve"> attributes</w:t>
+        <w:t>SitePreference attributes</w:t>
       </w:r>
       <w:bookmarkEnd w:id="31"/>
       <w:bookmarkEnd w:id="32"/>
@@ -2773,7 +2781,6 @@
       </w:r>
       <w:bookmarkEnd w:id="34"/>
       <w:bookmarkEnd w:id="35"/>
-      <w:proofErr w:type="spellStart"/>
       <w:r>
         <w:rPr>
           <w:rFonts w:ascii="Arial" w:hAnsi="Arial" w:cs="Arial"/>
@@ -2781,7 +2788,6 @@
         <w:t>eswEnableSplitShipment</w:t>
       </w:r>
       <w:bookmarkEnd w:id="36"/>
-      <w:proofErr w:type="spellEnd"/>
     </w:p>
     <w:p>
       <w:pPr>
@@ -2948,7 +2954,6 @@
         </w:rPr>
         <w:t xml:space="preserve"> feature will work If </w:t>
       </w:r>
-      <w:proofErr w:type="spellStart"/>
       <w:r>
         <w:rPr>
           <w:b/>
@@ -2956,17 +2961,7 @@
           <w:sz w:val="20"/>
           <w:szCs w:val="20"/>
         </w:rPr>
-        <w:t>eswEnableSplitShipment</w:t>
-      </w:r>
-      <w:proofErr w:type="spellEnd"/>
-      <w:r>
-        <w:rPr>
-          <w:b/>
-          <w:bCs/>
-          <w:sz w:val="20"/>
-          <w:szCs w:val="20"/>
-        </w:rPr>
-        <w:t xml:space="preserve"> === true</w:t>
+        <w:t>eswEnableSplitShipment === true</w:t>
       </w:r>
       <w:r>
         <w:rPr>
@@ -2996,7 +2991,6 @@
         </w:rPr>
         <w:t xml:space="preserve">In case of </w:t>
       </w:r>
-      <w:proofErr w:type="spellStart"/>
       <w:r>
         <w:rPr>
           <w:b/>
@@ -3004,17 +2998,7 @@
           <w:sz w:val="20"/>
           <w:szCs w:val="20"/>
         </w:rPr>
-        <w:t>eswEnableSplitShipment</w:t>
-      </w:r>
-      <w:proofErr w:type="spellEnd"/>
-      <w:r>
-        <w:rPr>
-          <w:b/>
-          <w:bCs/>
-          <w:sz w:val="20"/>
-          <w:szCs w:val="20"/>
-        </w:rPr>
-        <w:t xml:space="preserve"> === false</w:t>
+        <w:t>eswEnableSplitShipment === false</w:t>
       </w:r>
       <w:r>
         <w:rPr>
@@ -3106,7 +3090,6 @@
         </w:rPr>
         <w:t xml:space="preserve">Additionally, we will also store package information in </w:t>
       </w:r>
-      <w:proofErr w:type="spellStart"/>
       <w:r>
         <w:rPr>
           <w:b/>
@@ -3116,7 +3099,6 @@
         </w:rPr>
         <w:t>eswPackageJSON</w:t>
       </w:r>
-      <w:proofErr w:type="spellEnd"/>
       <w:r>
         <w:rPr>
           <w:sz w:val="20"/>
@@ -3164,23 +3146,7 @@
           <w:sz w:val="20"/>
           <w:szCs w:val="20"/>
         </w:rPr>
-        <w:t xml:space="preserve">If data is available in </w:t>
-      </w:r>
-      <w:proofErr w:type="spellStart"/>
-      <w:r>
-        <w:rPr>
-          <w:sz w:val="20"/>
-          <w:szCs w:val="20"/>
-        </w:rPr>
-        <w:t>eswPackageJSON</w:t>
-      </w:r>
-      <w:proofErr w:type="spellEnd"/>
-      <w:r>
-        <w:rPr>
-          <w:sz w:val="20"/>
-          <w:szCs w:val="20"/>
-        </w:rPr>
-        <w:t xml:space="preserve"> then we will show it from here</w:t>
+        <w:t>If data is available in eswPackageJSON then we will show it from here</w:t>
       </w:r>
     </w:p>
     <w:p>
@@ -3222,23 +3188,7 @@
           <w:sz w:val="20"/>
           <w:szCs w:val="20"/>
         </w:rPr>
-        <w:t xml:space="preserve">The storefront-related changes will take effect regardless of the functionality toggle, ensuring that orders stored during </w:t>
-      </w:r>
-      <w:proofErr w:type="spellStart"/>
-      <w:r>
-        <w:rPr>
-          <w:sz w:val="20"/>
-          <w:szCs w:val="20"/>
-        </w:rPr>
-        <w:t>eswEnableSplitShipment</w:t>
-      </w:r>
-      <w:proofErr w:type="spellEnd"/>
-      <w:r>
-        <w:rPr>
-          <w:sz w:val="20"/>
-          <w:szCs w:val="20"/>
-        </w:rPr>
-        <w:t xml:space="preserve"> === true will not be affected.</w:t>
+        <w:t>The storefront-related changes will take effect regardless of the functionality toggle, ensuring that orders stored during eswEnableSplitShipment === true will not be affected.</w:t>
       </w:r>
     </w:p>
     <w:p>
@@ -3373,7 +3323,6 @@
         </w:rPr>
         <w:t>Job step “</w:t>
       </w:r>
-      <w:proofErr w:type="spellStart"/>
       <w:r>
         <w:rPr>
           <w:sz w:val="20"/>
@@ -3381,7 +3330,6 @@
         </w:rPr>
         <w:t>sendASNtoESW</w:t>
       </w:r>
-      <w:proofErr w:type="spellEnd"/>
       <w:r>
         <w:rPr>
           <w:sz w:val="20"/>
@@ -3389,7 +3337,6 @@
         </w:rPr>
         <w:t>” in job ID “</w:t>
       </w:r>
-      <w:proofErr w:type="spellStart"/>
       <w:r>
         <w:rPr>
           <w:sz w:val="20"/>
@@ -3397,7 +3344,6 @@
         </w:rPr>
         <w:t>eswRetailerPackageFeed</w:t>
       </w:r>
-      <w:proofErr w:type="spellEnd"/>
       <w:r>
         <w:rPr>
           <w:sz w:val="20"/>
@@ -3455,23 +3401,7 @@
           <w:sz w:val="20"/>
           <w:szCs w:val="20"/>
         </w:rPr>
-        <w:t xml:space="preserve">After the job run the relevant order attribute </w:t>
-      </w:r>
-      <w:proofErr w:type="spellStart"/>
-      <w:r>
-        <w:rPr>
-          <w:sz w:val="20"/>
-          <w:szCs w:val="20"/>
-        </w:rPr>
-        <w:t>eswPackageJson</w:t>
-      </w:r>
-      <w:proofErr w:type="spellEnd"/>
-      <w:r>
-        <w:rPr>
-          <w:sz w:val="20"/>
-          <w:szCs w:val="20"/>
-        </w:rPr>
-        <w:t xml:space="preserve"> will be filled with the data</w:t>
+        <w:t>After the job run the relevant order attribute eswPackageJson will be filled with the data</w:t>
       </w:r>
       <w:r>
         <w:rPr>
@@ -3562,23 +3492,7 @@
           <w:sz w:val="20"/>
           <w:szCs w:val="20"/>
         </w:rPr>
-        <w:t xml:space="preserve"> which will store in </w:t>
-      </w:r>
-      <w:proofErr w:type="spellStart"/>
-      <w:r>
-        <w:rPr>
-          <w:sz w:val="20"/>
-          <w:szCs w:val="20"/>
-        </w:rPr>
-        <w:t>eswPackageJson</w:t>
-      </w:r>
-      <w:proofErr w:type="spellEnd"/>
-      <w:r>
-        <w:rPr>
-          <w:sz w:val="20"/>
-          <w:szCs w:val="20"/>
-        </w:rPr>
-        <w:t xml:space="preserve"> is:</w:t>
+        <w:t xml:space="preserve"> which will store in eswPackageJson is:</w:t>
       </w:r>
     </w:p>
     <w:bookmarkStart w:id="49" w:name="_MON_1790327183"/>
@@ -3617,10 +3531,10 @@
             <v:path o:extrusionok="f" gradientshapeok="t" o:connecttype="rect"/>
             <o:lock v:ext="edit" aspectratio="t"/>
           </v:shapetype>
-          <v:shape id="_x0000_i1025" type="#_x0000_t75" style="width:451.2pt;height:704.4pt" o:ole="">
+          <v:shape id="_x0000_i1025" type="#_x0000_t75" style="width:451.35pt;height:704.65pt" o:ole="">
             <v:imagedata r:id="rId18" o:title=""/>
           </v:shape>
-          <o:OLEObject Type="Embed" ProgID="Word.OpenDocumentText.12" ShapeID="_x0000_i1025" DrawAspect="Content" ObjectID="_1832179228" r:id="rId19"/>
+          <o:OLEObject Type="Embed" ProgID="Word.OpenDocumentText.12" ShapeID="_x0000_i1025" DrawAspect="Content" ObjectID="_1842177613" r:id="rId19"/>
         </w:object>
       </w:r>
     </w:p>
@@ -3700,23 +3614,7 @@
           <w:sz w:val="20"/>
           <w:szCs w:val="20"/>
         </w:rPr>
-        <w:t xml:space="preserve">On the storefront page of order detail, each tracking numbers will be displayed and upon hovering on the tracking number the </w:t>
-      </w:r>
-      <w:proofErr w:type="spellStart"/>
-      <w:r>
-        <w:rPr>
-          <w:sz w:val="20"/>
-          <w:szCs w:val="20"/>
-        </w:rPr>
-        <w:t>lineitem</w:t>
-      </w:r>
-      <w:proofErr w:type="spellEnd"/>
-      <w:r>
-        <w:rPr>
-          <w:sz w:val="20"/>
-          <w:szCs w:val="20"/>
-        </w:rPr>
-        <w:t xml:space="preserve"> detail will be displayed</w:t>
+        <w:t>On the storefront page of order detail, each tracking numbers will be displayed and upon hovering on the tracking number the lineitem detail will be displayed</w:t>
       </w:r>
     </w:p>
     <w:p>
@@ -3796,25 +3694,7 @@
           <w:sz w:val="28"/>
           <w:szCs w:val="28"/>
         </w:rPr>
-        <w:t>Order Detail (</w:t>
-      </w:r>
-      <w:proofErr w:type="spellStart"/>
-      <w:r>
-        <w:rPr>
-          <w:rFonts w:ascii="Arial" w:hAnsi="Arial" w:cs="Arial"/>
-          <w:sz w:val="28"/>
-          <w:szCs w:val="28"/>
-        </w:rPr>
-        <w:t>SiteGenesis</w:t>
-      </w:r>
-      <w:proofErr w:type="spellEnd"/>
-      <w:r>
-        <w:rPr>
-          <w:rFonts w:ascii="Arial" w:hAnsi="Arial" w:cs="Arial"/>
-          <w:sz w:val="28"/>
-          <w:szCs w:val="28"/>
-        </w:rPr>
-        <w:t>)</w:t>
+        <w:t>Order Detail (SiteGenesis)</w:t>
       </w:r>
       <w:bookmarkEnd w:id="57"/>
       <w:bookmarkEnd w:id="58"/>
@@ -9055,7 +8935,6 @@
   <w:style w:type="character" w:default="1" w:styleId="DefaultParagraphFont">
     <w:name w:val="Default Paragraph Font"/>
     <w:uiPriority w:val="1"/>
-    <w:semiHidden/>
     <w:unhideWhenUsed/>
   </w:style>
   <w:style w:type="table" w:default="1" w:styleId="TableNormal">
